--- a/zht/docx/19.content.docx
+++ b/zht/docx/19.content.docx
@@ -473,36 +473,24 @@
         </w:rPr>
         <w:t>讚美。在許多詩篇中，人們讚美神的屬性，強調祂的良善、全能、信實，且充滿愛。祂的律法和訓誨是奇妙的。例子包括詩篇</w:t>
       </w:r>
-      <w:hyperlink r:id="rId13">
-        <w:r>
-          <w:rPr>
-            <w:lang w:val="zh_TW" w:bidi="zh_TW"/>
-          </w:rPr>
-          <w:rPr>
-            <w:color w:val="0000EE"/>
-            <w:u w:val="single"/>
-          </w:rPr>
-          <w:t>八篇</w:t>
-        </w:r>
-      </w:hyperlink>
+      <w:r>
+        <w:rPr>
+          <w:lang w:val="zh_TW" w:bidi="zh_TW"/>
+        </w:rPr>
+        <w:t>八篇</w:t>
+      </w:r>
       <w:r>
         <w:rPr>
           <w:lang w:val="zh_TW" w:bidi="zh_TW"/>
         </w:rPr>
         <w:t>和</w:t>
       </w:r>
-      <w:hyperlink r:id="rId14">
-        <w:r>
-          <w:rPr>
-            <w:lang w:val="zh_TW" w:bidi="zh_TW"/>
-          </w:rPr>
-          <w:rPr>
-            <w:color w:val="0000EE"/>
-            <w:u w:val="single"/>
-          </w:rPr>
-          <w:t>一〇〇篇</w:t>
-        </w:r>
-      </w:hyperlink>
+      <w:r>
+        <w:rPr>
+          <w:lang w:val="zh_TW" w:bidi="zh_TW"/>
+        </w:rPr>
+        <w:t>一〇〇篇</w:t>
+      </w:r>
       <w:r>
         <w:rPr>
           <w:lang w:val="zh_TW" w:bidi="zh_TW"/>
@@ -527,36 +515,24 @@
         </w:rPr>
         <w:t>呼求幫助。在許多詩篇中，困苦的人向神求救和拯救。例子包括詩篇</w:t>
       </w:r>
-      <w:hyperlink r:id="rId15">
-        <w:r>
-          <w:rPr>
-            <w:lang w:val="zh_TW" w:bidi="zh_TW"/>
-          </w:rPr>
-          <w:rPr>
-            <w:color w:val="0000EE"/>
-            <w:u w:val="single"/>
-          </w:rPr>
-          <w:t>二十二篇</w:t>
-        </w:r>
-      </w:hyperlink>
+      <w:r>
+        <w:rPr>
+          <w:lang w:val="zh_TW" w:bidi="zh_TW"/>
+        </w:rPr>
+        <w:t>二十二篇</w:t>
+      </w:r>
       <w:r>
         <w:rPr>
           <w:lang w:val="zh_TW" w:bidi="zh_TW"/>
         </w:rPr>
         <w:t>和</w:t>
       </w:r>
-      <w:hyperlink r:id="rId16">
-        <w:r>
-          <w:rPr>
-            <w:lang w:val="zh_TW" w:bidi="zh_TW"/>
-          </w:rPr>
-          <w:rPr>
-            <w:color w:val="0000EE"/>
-            <w:u w:val="single"/>
-          </w:rPr>
-          <w:t>一三〇篇</w:t>
-        </w:r>
-      </w:hyperlink>
+      <w:r>
+        <w:rPr>
+          <w:lang w:val="zh_TW" w:bidi="zh_TW"/>
+        </w:rPr>
+        <w:t>一三〇篇</w:t>
+      </w:r>
       <w:r>
         <w:rPr>
           <w:lang w:val="zh_TW" w:bidi="zh_TW"/>
@@ -581,36 +557,24 @@
         </w:rPr>
         <w:t>信靠。在許多詩篇中，人們向神表明他們信靠祂，相信祂會實現祂的應許。例子包括詩</w:t>
       </w:r>
-      <w:hyperlink r:id="rId17">
-        <w:r>
-          <w:rPr>
-            <w:lang w:val="zh_TW" w:bidi="zh_TW"/>
-          </w:rPr>
-          <w:rPr>
-            <w:color w:val="0000EE"/>
-            <w:u w:val="single"/>
-          </w:rPr>
-          <w:t>二十三篇</w:t>
-        </w:r>
-      </w:hyperlink>
+      <w:r>
+        <w:rPr>
+          <w:lang w:val="zh_TW" w:bidi="zh_TW"/>
+        </w:rPr>
+        <w:t>二十三篇</w:t>
+      </w:r>
       <w:r>
         <w:rPr>
           <w:lang w:val="zh_TW" w:bidi="zh_TW"/>
         </w:rPr>
         <w:t>和</w:t>
       </w:r>
-      <w:hyperlink r:id="rId18">
-        <w:r>
-          <w:rPr>
-            <w:lang w:val="zh_TW" w:bidi="zh_TW"/>
-          </w:rPr>
-          <w:rPr>
-            <w:color w:val="0000EE"/>
-            <w:u w:val="single"/>
-          </w:rPr>
-          <w:t>一三一篇</w:t>
-        </w:r>
-      </w:hyperlink>
+      <w:r>
+        <w:rPr>
+          <w:lang w:val="zh_TW" w:bidi="zh_TW"/>
+        </w:rPr>
+        <w:t>一三一篇</w:t>
+      </w:r>
       <w:r>
         <w:rPr>
           <w:lang w:val="zh_TW" w:bidi="zh_TW"/>
@@ -635,36 +599,24 @@
         </w:rPr>
         <w:t>感恩。在許多詩篇中，人們描述神如何幫助他們，並為此感謝祂。例子包括詩篇</w:t>
       </w:r>
-      <w:hyperlink r:id="rId19">
-        <w:r>
-          <w:rPr>
-            <w:lang w:val="zh_TW" w:bidi="zh_TW"/>
-          </w:rPr>
-          <w:rPr>
-            <w:color w:val="0000EE"/>
-            <w:u w:val="single"/>
-          </w:rPr>
-          <w:t>三十篇</w:t>
-        </w:r>
-      </w:hyperlink>
+      <w:r>
+        <w:rPr>
+          <w:lang w:val="zh_TW" w:bidi="zh_TW"/>
+        </w:rPr>
+        <w:t>三十篇</w:t>
+      </w:r>
       <w:r>
         <w:rPr>
           <w:lang w:val="zh_TW" w:bidi="zh_TW"/>
         </w:rPr>
         <w:t>和</w:t>
       </w:r>
-      <w:hyperlink r:id="rId20">
-        <w:r>
-          <w:rPr>
-            <w:lang w:val="zh_TW" w:bidi="zh_TW"/>
-          </w:rPr>
-          <w:rPr>
-            <w:color w:val="0000EE"/>
-            <w:u w:val="single"/>
-          </w:rPr>
-          <w:t>一一六篇</w:t>
-        </w:r>
-      </w:hyperlink>
+      <w:r>
+        <w:rPr>
+          <w:lang w:val="zh_TW" w:bidi="zh_TW"/>
+        </w:rPr>
+        <w:t>一一六篇</w:t>
+      </w:r>
       <w:r>
         <w:rPr>
           <w:lang w:val="zh_TW" w:bidi="zh_TW"/>
@@ -689,36 +641,24 @@
         </w:rPr>
         <w:t>抱怨和哀嘆。在許多詩篇中，人們告訴神他們對某事感到悲傷或憤怒。這被稱為哀嘆，這種表達在耶利米哀歌中也有出現。當神看起來似乎沒有採取行動來幫助祂的百姓，神的百姓因此向祂發怨言，並告訴神他們希望祂做什麼。例子包括詩篇</w:t>
       </w:r>
-      <w:hyperlink r:id="rId21">
-        <w:r>
-          <w:rPr>
-            <w:lang w:val="zh_TW" w:bidi="zh_TW"/>
-          </w:rPr>
-          <w:rPr>
-            <w:color w:val="0000EE"/>
-            <w:u w:val="single"/>
-          </w:rPr>
-          <w:t>八十九篇</w:t>
-        </w:r>
-      </w:hyperlink>
+      <w:r>
+        <w:rPr>
+          <w:lang w:val="zh_TW" w:bidi="zh_TW"/>
+        </w:rPr>
+        <w:t>八十九篇</w:t>
+      </w:r>
       <w:r>
         <w:rPr>
           <w:lang w:val="zh_TW" w:bidi="zh_TW"/>
         </w:rPr>
         <w:t>和</w:t>
       </w:r>
-      <w:hyperlink r:id="rId22">
-        <w:r>
-          <w:rPr>
-            <w:lang w:val="zh_TW" w:bidi="zh_TW"/>
-          </w:rPr>
-          <w:rPr>
-            <w:color w:val="0000EE"/>
-            <w:u w:val="single"/>
-          </w:rPr>
-          <w:t>一三七篇</w:t>
-        </w:r>
-      </w:hyperlink>
+      <w:r>
+        <w:rPr>
+          <w:lang w:val="zh_TW" w:bidi="zh_TW"/>
+        </w:rPr>
+        <w:t>一三七篇</w:t>
+      </w:r>
       <w:r>
         <w:rPr>
           <w:lang w:val="zh_TW" w:bidi="zh_TW"/>
@@ -743,36 +683,24 @@
         </w:rPr>
         <w:t>認罪。在一些詩篇中，人們向神承認他們所犯的。他們轉離罪惡並悔改，請求神饒恕他們沒有按照祂希望人們生活的方式生活。例子包括詩</w:t>
       </w:r>
-      <w:hyperlink r:id="rId23">
-        <w:r>
-          <w:rPr>
-            <w:lang w:val="zh_TW" w:bidi="zh_TW"/>
-          </w:rPr>
-          <w:rPr>
-            <w:color w:val="0000EE"/>
-            <w:u w:val="single"/>
-          </w:rPr>
-          <w:t>三十二篇</w:t>
-        </w:r>
-      </w:hyperlink>
+      <w:r>
+        <w:rPr>
+          <w:lang w:val="zh_TW" w:bidi="zh_TW"/>
+        </w:rPr>
+        <w:t>三十二篇</w:t>
+      </w:r>
       <w:r>
         <w:rPr>
           <w:lang w:val="zh_TW" w:bidi="zh_TW"/>
         </w:rPr>
         <w:t>和</w:t>
       </w:r>
-      <w:hyperlink r:id="rId24">
-        <w:r>
-          <w:rPr>
-            <w:lang w:val="zh_TW" w:bidi="zh_TW"/>
-          </w:rPr>
-          <w:rPr>
-            <w:color w:val="0000EE"/>
-            <w:u w:val="single"/>
-          </w:rPr>
-          <w:t>五十一篇</w:t>
-        </w:r>
-      </w:hyperlink>
+      <w:r>
+        <w:rPr>
+          <w:lang w:val="zh_TW" w:bidi="zh_TW"/>
+        </w:rPr>
+        <w:t>五十一篇</w:t>
+      </w:r>
       <w:r>
         <w:rPr>
           <w:lang w:val="zh_TW" w:bidi="zh_TW"/>
@@ -797,36 +725,24 @@
         </w:rPr>
         <w:t>給神百姓的智慧。有些詩篇是對百姓說的，而不是某人對神禱告的詩歌。這些詩篇祝福百姓、說明智慧的生活方式或講述神的應許。例子包括詩篇</w:t>
       </w:r>
-      <w:hyperlink r:id="rId25">
-        <w:r>
-          <w:rPr>
-            <w:lang w:val="zh_TW" w:bidi="zh_TW"/>
-          </w:rPr>
-          <w:rPr>
-            <w:color w:val="0000EE"/>
-            <w:u w:val="single"/>
-          </w:rPr>
-          <w:t>一篇</w:t>
-        </w:r>
-      </w:hyperlink>
+      <w:r>
+        <w:rPr>
+          <w:lang w:val="zh_TW" w:bidi="zh_TW"/>
+        </w:rPr>
+        <w:t>一篇</w:t>
+      </w:r>
       <w:r>
         <w:rPr>
           <w:lang w:val="zh_TW" w:bidi="zh_TW"/>
         </w:rPr>
         <w:t>和</w:t>
       </w:r>
-      <w:hyperlink r:id="rId26">
-        <w:r>
-          <w:rPr>
-            <w:lang w:val="zh_TW" w:bidi="zh_TW"/>
-          </w:rPr>
-          <w:rPr>
-            <w:color w:val="0000EE"/>
-            <w:u w:val="single"/>
-          </w:rPr>
-          <w:t>一一二篇</w:t>
-        </w:r>
-      </w:hyperlink>
+      <w:r>
+        <w:rPr>
+          <w:lang w:val="zh_TW" w:bidi="zh_TW"/>
+        </w:rPr>
+        <w:t>一一二篇</w:t>
+      </w:r>
       <w:r>
         <w:rPr>
           <w:lang w:val="zh_TW" w:bidi="zh_TW"/>
@@ -851,36 +767,24 @@
         </w:rPr>
         <w:t>預言。有些詩篇被認為包含預言。新約作者認為這些預言中的一部分在耶穌的生平和事工中得到了應驗。例子包括詩篇</w:t>
       </w:r>
-      <w:hyperlink r:id="rId27">
-        <w:r>
-          <w:rPr>
-            <w:lang w:val="zh_TW" w:bidi="zh_TW"/>
-          </w:rPr>
-          <w:rPr>
-            <w:color w:val="0000EE"/>
-            <w:u w:val="single"/>
-          </w:rPr>
-          <w:t>二篇</w:t>
-        </w:r>
-      </w:hyperlink>
+      <w:r>
+        <w:rPr>
+          <w:lang w:val="zh_TW" w:bidi="zh_TW"/>
+        </w:rPr>
+        <w:t>二篇</w:t>
+      </w:r>
       <w:r>
         <w:rPr>
           <w:lang w:val="zh_TW" w:bidi="zh_TW"/>
         </w:rPr>
         <w:t>和</w:t>
       </w:r>
-      <w:hyperlink r:id="rId28">
-        <w:r>
-          <w:rPr>
-            <w:lang w:val="zh_TW" w:bidi="zh_TW"/>
-          </w:rPr>
-          <w:rPr>
-            <w:color w:val="0000EE"/>
-            <w:u w:val="single"/>
-          </w:rPr>
-          <w:t>一一〇篇</w:t>
-        </w:r>
-      </w:hyperlink>
+      <w:r>
+        <w:rPr>
+          <w:lang w:val="zh_TW" w:bidi="zh_TW"/>
+        </w:rPr>
+        <w:t>一一〇篇</w:t>
+      </w:r>
       <w:r>
         <w:rPr>
           <w:lang w:val="zh_TW" w:bidi="zh_TW"/>
